--- a/thesis/CHAPTER_FOUR.docx
+++ b/thesis/CHAPTER_FOUR.docx
@@ -15186,15 +15186,15 @@
           <w:sz w:val="24"/>
           <w:szCs w:val="24"/>
         </w:rPr>
-        <w:t xml:space="preserve">168</w:t>
-      </w:r>
-      <w:r>
-        <w:rPr>
-          <w:rFonts w:ascii="Times New Roman" w:cs="Times New Roman" w:eastAsia="Times New Roman" w:hAnsi="Times New Roman"/>
-          <w:sz w:val="24"/>
-          <w:szCs w:val="24"/>
-        </w:rPr>
-        <w:t xml:space="preserve"> automated tests spanning the data layer, the preprocessing pipeline, the threshold analysis, the prediction service and the web application. All pass. Table 4.17 maps the tests to the twelve verification areas.</w:t>
+        <w:t xml:space="preserve">204</w:t>
+      </w:r>
+      <w:r>
+        <w:rPr>
+          <w:rFonts w:ascii="Times New Roman" w:cs="Times New Roman" w:eastAsia="Times New Roman" w:hAnsi="Times New Roman"/>
+          <w:sz w:val="24"/>
+          <w:szCs w:val="24"/>
+        </w:rPr>
+        <w:t xml:space="preserve"> automated tests spanning the data layer, the preprocessing pipeline, the threshold analysis, the prediction service and the web application. All pass. Table 4.17 maps them to the verification areas. Thirty-six of them are integration tests asserting that the dataset, the trained artefact, the assessment form and the prediction service still describe the same thirteen attributes, so the feature reduction of Section 4.2.3 cannot silently drift apart across the four layers that consume it.</w:t>
       </w:r>
     </w:p>
     <w:p>
@@ -16783,6 +16783,226 @@
             <w:tcBorders>
               <w:top w:val="none" w:color="FFFFFF" w:sz="0"/>
               <w:left w:val="none" w:color="FFFFFF" w:sz="0"/>
+              <w:bottom w:val="none" w:color="FFFFFF" w:sz="0"/>
+              <w:right w:val="none" w:color="FFFFFF" w:sz="0"/>
+            </w:tcBorders>
+          </w:tcPr>
+          <w:p>
+            <w:pPr>
+              <w:spacing w:after="40" w:before="40" w:line="240" w:lineRule="auto"/>
+              <w:jc w:val="left"/>
+            </w:pPr>
+            <w:r>
+              <w:rPr>
+                <w:rFonts w:ascii="Times New Roman" w:cs="Times New Roman" w:eastAsia="Times New Roman" w:hAnsi="Times New Roman"/>
+                <w:b w:val="false"/>
+                <w:bCs w:val="false"/>
+                <w:sz w:val="20"/>
+                <w:szCs w:val="20"/>
+              </w:rPr>
+              <w:t xml:space="preserve">Decision-threshold analysis</w:t>
+            </w:r>
+          </w:p>
+        </w:tc>
+        <w:tc>
+          <w:tcPr>
+            <w:tcW w:type="dxa" w:w="1493"/>
+            <w:tcBorders>
+              <w:top w:val="none" w:color="FFFFFF" w:sz="0"/>
+              <w:left w:val="none" w:color="FFFFFF" w:sz="0"/>
+              <w:bottom w:val="none" w:color="FFFFFF" w:sz="0"/>
+              <w:right w:val="none" w:color="FFFFFF" w:sz="0"/>
+            </w:tcBorders>
+          </w:tcPr>
+          <w:p>
+            <w:pPr>
+              <w:spacing w:after="40" w:before="40" w:line="240" w:lineRule="auto"/>
+              <w:jc w:val="right"/>
+            </w:pPr>
+            <w:r>
+              <w:rPr>
+                <w:rFonts w:ascii="Times New Roman" w:cs="Times New Roman" w:eastAsia="Times New Roman" w:hAnsi="Times New Roman"/>
+                <w:b w:val="false"/>
+                <w:bCs w:val="false"/>
+                <w:sz w:val="20"/>
+                <w:szCs w:val="20"/>
+              </w:rPr>
+              <w:t xml:space="preserve">12</w:t>
+            </w:r>
+          </w:p>
+        </w:tc>
+        <w:tc>
+          <w:tcPr>
+            <w:tcW w:type="dxa" w:w="1581"/>
+            <w:tcBorders>
+              <w:top w:val="none" w:color="FFFFFF" w:sz="0"/>
+              <w:left w:val="none" w:color="FFFFFF" w:sz="0"/>
+              <w:bottom w:val="none" w:color="FFFFFF" w:sz="0"/>
+              <w:right w:val="none" w:color="FFFFFF" w:sz="0"/>
+            </w:tcBorders>
+          </w:tcPr>
+          <w:p>
+            <w:pPr>
+              <w:spacing w:after="40" w:before="40" w:line="240" w:lineRule="auto"/>
+              <w:jc w:val="right"/>
+            </w:pPr>
+            <w:r>
+              <w:rPr>
+                <w:rFonts w:ascii="Times New Roman" w:cs="Times New Roman" w:eastAsia="Times New Roman" w:hAnsi="Times New Roman"/>
+                <w:b w:val="false"/>
+                <w:bCs w:val="false"/>
+                <w:sz w:val="20"/>
+                <w:szCs w:val="20"/>
+              </w:rPr>
+              <w:t xml:space="preserve">12</w:t>
+            </w:r>
+          </w:p>
+        </w:tc>
+        <w:tc>
+          <w:tcPr>
+            <w:tcW w:type="dxa" w:w="1493"/>
+            <w:tcBorders>
+              <w:top w:val="none" w:color="FFFFFF" w:sz="0"/>
+              <w:left w:val="none" w:color="FFFFFF" w:sz="0"/>
+              <w:bottom w:val="none" w:color="FFFFFF" w:sz="0"/>
+              <w:right w:val="none" w:color="FFFFFF" w:sz="0"/>
+            </w:tcBorders>
+          </w:tcPr>
+          <w:p>
+            <w:pPr>
+              <w:spacing w:after="40" w:before="40" w:line="240" w:lineRule="auto"/>
+              <w:jc w:val="center"/>
+            </w:pPr>
+            <w:r>
+              <w:rPr>
+                <w:rFonts w:ascii="Times New Roman" w:cs="Times New Roman" w:eastAsia="Times New Roman" w:hAnsi="Times New Roman"/>
+                <w:b w:val="false"/>
+                <w:bCs w:val="false"/>
+                <w:sz w:val="20"/>
+                <w:szCs w:val="20"/>
+              </w:rPr>
+              <w:t xml:space="preserve">Pass</w:t>
+            </w:r>
+          </w:p>
+        </w:tc>
+      </w:tr>
+      <w:tr>
+        <w:tc>
+          <w:tcPr>
+            <w:tcW w:type="dxa" w:w="4218"/>
+            <w:tcBorders>
+              <w:top w:val="none" w:color="FFFFFF" w:sz="0"/>
+              <w:left w:val="none" w:color="FFFFFF" w:sz="0"/>
+              <w:bottom w:val="none" w:color="FFFFFF" w:sz="0"/>
+              <w:right w:val="none" w:color="FFFFFF" w:sz="0"/>
+            </w:tcBorders>
+          </w:tcPr>
+          <w:p>
+            <w:pPr>
+              <w:spacing w:after="40" w:before="40" w:line="240" w:lineRule="auto"/>
+              <w:jc w:val="left"/>
+            </w:pPr>
+            <w:r>
+              <w:rPr>
+                <w:rFonts w:ascii="Times New Roman" w:cs="Times New Roman" w:eastAsia="Times New Roman" w:hAnsi="Times New Roman"/>
+                <w:b w:val="false"/>
+                <w:bCs w:val="false"/>
+                <w:sz w:val="20"/>
+                <w:szCs w:val="20"/>
+              </w:rPr>
+              <w:t xml:space="preserve">Feature-space integration</w:t>
+            </w:r>
+          </w:p>
+        </w:tc>
+        <w:tc>
+          <w:tcPr>
+            <w:tcW w:type="dxa" w:w="1493"/>
+            <w:tcBorders>
+              <w:top w:val="none" w:color="FFFFFF" w:sz="0"/>
+              <w:left w:val="none" w:color="FFFFFF" w:sz="0"/>
+              <w:bottom w:val="none" w:color="FFFFFF" w:sz="0"/>
+              <w:right w:val="none" w:color="FFFFFF" w:sz="0"/>
+            </w:tcBorders>
+          </w:tcPr>
+          <w:p>
+            <w:pPr>
+              <w:spacing w:after="40" w:before="40" w:line="240" w:lineRule="auto"/>
+              <w:jc w:val="right"/>
+            </w:pPr>
+            <w:r>
+              <w:rPr>
+                <w:rFonts w:ascii="Times New Roman" w:cs="Times New Roman" w:eastAsia="Times New Roman" w:hAnsi="Times New Roman"/>
+                <w:b w:val="false"/>
+                <w:bCs w:val="false"/>
+                <w:sz w:val="20"/>
+                <w:szCs w:val="20"/>
+              </w:rPr>
+              <w:t xml:space="preserve">36</w:t>
+            </w:r>
+          </w:p>
+        </w:tc>
+        <w:tc>
+          <w:tcPr>
+            <w:tcW w:type="dxa" w:w="1581"/>
+            <w:tcBorders>
+              <w:top w:val="none" w:color="FFFFFF" w:sz="0"/>
+              <w:left w:val="none" w:color="FFFFFF" w:sz="0"/>
+              <w:bottom w:val="none" w:color="FFFFFF" w:sz="0"/>
+              <w:right w:val="none" w:color="FFFFFF" w:sz="0"/>
+            </w:tcBorders>
+          </w:tcPr>
+          <w:p>
+            <w:pPr>
+              <w:spacing w:after="40" w:before="40" w:line="240" w:lineRule="auto"/>
+              <w:jc w:val="right"/>
+            </w:pPr>
+            <w:r>
+              <w:rPr>
+                <w:rFonts w:ascii="Times New Roman" w:cs="Times New Roman" w:eastAsia="Times New Roman" w:hAnsi="Times New Roman"/>
+                <w:b w:val="false"/>
+                <w:bCs w:val="false"/>
+                <w:sz w:val="20"/>
+                <w:szCs w:val="20"/>
+              </w:rPr>
+              <w:t xml:space="preserve">36</w:t>
+            </w:r>
+          </w:p>
+        </w:tc>
+        <w:tc>
+          <w:tcPr>
+            <w:tcW w:type="dxa" w:w="1493"/>
+            <w:tcBorders>
+              <w:top w:val="none" w:color="FFFFFF" w:sz="0"/>
+              <w:left w:val="none" w:color="FFFFFF" w:sz="0"/>
+              <w:bottom w:val="none" w:color="FFFFFF" w:sz="0"/>
+              <w:right w:val="none" w:color="FFFFFF" w:sz="0"/>
+            </w:tcBorders>
+          </w:tcPr>
+          <w:p>
+            <w:pPr>
+              <w:spacing w:after="40" w:before="40" w:line="240" w:lineRule="auto"/>
+              <w:jc w:val="center"/>
+            </w:pPr>
+            <w:r>
+              <w:rPr>
+                <w:rFonts w:ascii="Times New Roman" w:cs="Times New Roman" w:eastAsia="Times New Roman" w:hAnsi="Times New Roman"/>
+                <w:b w:val="false"/>
+                <w:bCs w:val="false"/>
+                <w:sz w:val="20"/>
+                <w:szCs w:val="20"/>
+              </w:rPr>
+              <w:t xml:space="preserve">Pass</w:t>
+            </w:r>
+          </w:p>
+        </w:tc>
+      </w:tr>
+      <w:tr>
+        <w:tc>
+          <w:tcPr>
+            <w:tcW w:type="dxa" w:w="4218"/>
+            <w:tcBorders>
+              <w:top w:val="none" w:color="FFFFFF" w:sz="0"/>
+              <w:left w:val="none" w:color="FFFFFF" w:sz="0"/>
               <w:bottom w:val="single" w:color="000000" w:sz="6"/>
               <w:right w:val="none" w:color="FFFFFF" w:sz="0"/>
             </w:tcBorders>
@@ -16800,7 +17020,7 @@
                 <w:sz w:val="20"/>
                 <w:szCs w:val="20"/>
               </w:rPr>
-              <w:t xml:space="preserve">Decision-threshold analysis</w:t>
+              <w:t xml:space="preserve">User acceptance pack</w:t>
             </w:r>
           </w:p>
         </w:tc>
@@ -16827,7 +17047,7 @@
                 <w:sz w:val="20"/>
                 <w:szCs w:val="20"/>
               </w:rPr>
-              <w:t xml:space="preserve">12</w:t>
+              <w:t xml:space="preserve">24</w:t>
             </w:r>
           </w:p>
         </w:tc>
@@ -16854,7 +17074,7 @@
                 <w:sz w:val="20"/>
                 <w:szCs w:val="20"/>
               </w:rPr>
-              <w:t xml:space="preserve">12</w:t>
+              <w:t xml:space="preserve">24</w:t>
             </w:r>
           </w:p>
         </w:tc>
@@ -18117,7 +18337,7 @@
           <w:sz w:val="24"/>
           <w:szCs w:val="24"/>
         </w:rPr>
-        <w:t xml:space="preserve">The optimised model was deployed as a live, authenticated, role-based clinical decision-support application on Render, verified by 168 automated tests and a ten-case user acceptance test conducted against the deployed instance.</w:t>
+        <w:t xml:space="preserve">The optimised model was deployed as a live, authenticated, role-based clinical decision-support application on Render, verified by 204 automated tests and a ten-case user acceptance test conducted against the deployed instance.</w:t>
       </w:r>
     </w:p>
     <w:p>
